--- a/CÔNG TY TNHH MTV H&D VINA/HDVina_ThayDoiCSH/HoSo1_Hop dong chuyen nhuong.docx
+++ b/CÔNG TY TNHH MTV H&D VINA/HDVina_ThayDoiCSH/HoSo1_Hop dong chuyen nhuong.docx
@@ -157,7 +157,7 @@
           <w:sz w:val="26"/>
           <w:szCs w:val="26"/>
         </w:rPr>
-        <w:t>27</w:t>
+        <w:t>18</w:t>
       </w:r>
       <w:r>
         <w:rPr>
@@ -173,7 +173,7 @@
           <w:sz w:val="26"/>
           <w:szCs w:val="26"/>
         </w:rPr>
-        <w:t>1</w:t>
+        <w:t>5</w:t>
       </w:r>
       <w:r>
         <w:rPr>
@@ -205,7 +205,7 @@
           <w:sz w:val="26"/>
           <w:szCs w:val="26"/>
         </w:rPr>
-        <w:t>CÔNG TY TNHH TM DV HAPPY HAPPY</w:t>
+        <w:t>CÔNG TY TNHH MTV H&amp;D VINA</w:t>
       </w:r>
       <w:r>
         <w:rPr>
@@ -221,7 +221,7 @@
           <w:sz w:val="26"/>
           <w:szCs w:val="26"/>
         </w:rPr>
-        <w:t>Số 16, Đường Nguyễn Văn Thành, Khu Phố 9, Phường Chánh Phú Hòa, Thành Phố Hồ Chí Minh, Việt Nam</w:t>
+        <w:t>Số C317N, Đường Phan Thanh Giản, tổ 15, khu phố Bình Đức 1, Phường Lái Thiêu, Thành phố Hồ Chí Minh, Việt Nam</w:t>
       </w:r>
     </w:p>
     <w:p>
@@ -309,7 +309,7 @@
           <w:sz w:val="26"/>
           <w:szCs w:val="26"/>
         </w:rPr>
-        <w:t>PHAN THỊ BÍCH TUYỀN</w:t>
+        <w:t>LÊ THỊ HÀ</w:t>
       </w:r>
       <w:r>
         <w:rPr>
@@ -369,7 +369,7 @@
           <w:szCs w:val="26"/>
           <w:lang w:val="sv-SE"/>
         </w:rPr>
-        <w:t>25/07/1994</w:t>
+        <w:t>10/06/1993</w:t>
       </w:r>
       <w:r>
         <w:rPr>
@@ -482,7 +482,7 @@
           <w:sz w:val="26"/>
           <w:szCs w:val="26"/>
         </w:rPr>
-        <w:t>089194008481</w:t>
+        <w:t>038193021304</w:t>
       </w:r>
       <w:r>
         <w:rPr>
@@ -498,7 +498,7 @@
           <w:sz w:val="26"/>
           <w:szCs w:val="26"/>
         </w:rPr>
-        <w:t>09/03/2022</w:t>
+        <w:t>26/12/2021</w:t>
       </w:r>
       <w:r>
         <w:rPr>
@@ -538,7 +538,15 @@
           <w:sz w:val="26"/>
           <w:szCs w:val="26"/>
         </w:rPr>
-        <w:t>Số 264, ẤP Long An, Xã Thạnh Mỹ Tây, Tỉnh An Giang, Việt Nam</w:t>
+        <w:t>601/10, Lô A, CMT8, Phường Hòa Hưng, Hồ Chí Minh</w:t>
+      </w:r>
+      <w:r>
+        <w:rPr>
+          <w:rFonts w:ascii="Times New Roman" w:hAnsi="Times New Roman"/>
+          <w:sz w:val="26"/>
+          <w:szCs w:val="26"/>
+        </w:rPr>
+        <w:t>, Việt Nam</w:t>
       </w:r>
     </w:p>
     <w:p>
@@ -570,7 +578,15 @@
           <w:sz w:val="26"/>
           <w:szCs w:val="26"/>
         </w:rPr>
-        <w:t>Số 264, ẤP Long An, Xã Thạnh Mỹ Tây, Tỉnh An Giang, Việt Nam</w:t>
+        <w:t>601/10, Lô A, CMT8, Phường Hòa Hưng, Hồ Chí Minh</w:t>
+      </w:r>
+      <w:r>
+        <w:rPr>
+          <w:rFonts w:ascii="Times New Roman" w:hAnsi="Times New Roman"/>
+          <w:sz w:val="26"/>
+          <w:szCs w:val="26"/>
+        </w:rPr>
+        <w:t>, Việt Nam</w:t>
       </w:r>
     </w:p>
     <w:p>
@@ -647,7 +663,7 @@
           <w:sz w:val="26"/>
           <w:szCs w:val="26"/>
         </w:rPr>
-        <w:t>LƯƠNG NHIỀU PAI PHU</w:t>
+        <w:t>VÕ THỊ KIM NGÂN</w:t>
       </w:r>
       <w:r>
         <w:rPr>
@@ -672,7 +688,7 @@
           <w:sz w:val="26"/>
           <w:szCs w:val="26"/>
         </w:rPr>
-        <w:t>am</w:t>
+        <w:t>ữ</w:t>
       </w:r>
     </w:p>
     <w:p>
@@ -702,7 +718,7 @@
           <w:sz w:val="26"/>
           <w:szCs w:val="26"/>
         </w:rPr>
-        <w:t>13/04/1994</w:t>
+        <w:t>15/10/1997</w:t>
       </w:r>
       <w:r>
         <w:rPr>
@@ -713,8 +729,6 @@
         <w:tab/>
         <w:t xml:space="preserve">   Dân tộc:</w:t>
       </w:r>
-      <w:bookmarkStart w:id="0" w:name="_GoBack"/>
-      <w:bookmarkEnd w:id="0"/>
       <w:r>
         <w:rPr>
           <w:rFonts w:ascii="Times New Roman" w:hAnsi="Times New Roman"/>
@@ -768,7 +782,7 @@
           <w:sz w:val="28"/>
           <w:szCs w:val="28"/>
         </w:rPr>
-        <w:t>074094004807</w:t>
+        <w:t>051197009742</w:t>
       </w:r>
       <w:r>
         <w:rPr>
@@ -784,7 +798,7 @@
           <w:sz w:val="26"/>
           <w:szCs w:val="26"/>
         </w:rPr>
-        <w:t>13/01/2022</w:t>
+        <w:t>12/11/2021</w:t>
       </w:r>
       <w:r>
         <w:rPr>
@@ -832,7 +846,7 @@
           <w:sz w:val="26"/>
           <w:szCs w:val="26"/>
         </w:rPr>
-        <w:t>Ấp Tân Đức, Xã Minh Thạnh, Thành Phố Hồ Chí Minh</w:t>
+        <w:t>Thôn Long Thạnh 1, Phường Sa Huỳnh, Tỉnh Quảng Ngãi, Việt Nam</w:t>
       </w:r>
     </w:p>
     <w:p>
@@ -865,7 +879,7 @@
           <w:sz w:val="26"/>
           <w:szCs w:val="26"/>
         </w:rPr>
-        <w:t>Ấp Tân Đức, Xã Minh Thạnh, Thành Phố Hồ Chí Minh</w:t>
+        <w:t>Thôn Long Thạnh 1, Phường Sa Huỳnh, Tỉnh Quảng Ngãi, Việt Nam</w:t>
       </w:r>
     </w:p>
     <w:p>
@@ -929,7 +943,7 @@
         <w:jc w:val="both"/>
         <w:rPr>
           <w:rFonts w:ascii="Times New Roman" w:hAnsi="Times New Roman"/>
-          <w:color w:val="000000" w:themeColor="text1"/>
+          <w:color w:val="FF0000"/>
           <w:sz w:val="26"/>
           <w:szCs w:val="26"/>
           <w:lang w:val="sv-SE"/>
@@ -973,7 +987,7 @@
           <w:sz w:val="26"/>
           <w:szCs w:val="26"/>
         </w:rPr>
-        <w:t>PHAN THỊ BÍCH TUYỀN</w:t>
+        <w:t>LÊ THỊ HÀ</w:t>
       </w:r>
       <w:r>
         <w:rPr>
@@ -989,7 +1003,7 @@
           <w:sz w:val="26"/>
           <w:szCs w:val="26"/>
         </w:rPr>
-        <w:t>CÔNG TY TNHH TM DV HAPPY HAPPY</w:t>
+        <w:t>CÔNG TY TNHH MTV H&amp;D VINA</w:t>
       </w:r>
       <w:r>
         <w:rPr>
@@ -1005,315 +1019,243 @@
           <w:sz w:val="26"/>
           <w:szCs w:val="26"/>
         </w:rPr>
-        <w:t>1</w:t>
-      </w:r>
-      <w:r>
-        <w:rPr>
-          <w:rFonts w:ascii="Times New Roman" w:hAnsi="Times New Roman"/>
-          <w:sz w:val="26"/>
-          <w:szCs w:val="26"/>
-        </w:rPr>
-        <w:t>.000.000.000</w:t>
-      </w:r>
-      <w:r>
-        <w:rPr>
-          <w:rFonts w:ascii="Times New Roman" w:hAnsi="Times New Roman"/>
-          <w:sz w:val="26"/>
-          <w:szCs w:val="26"/>
+        <w:t xml:space="preserve">5.000.000.000 đồng (Bằng chữ: </w:t>
+      </w:r>
+      <w:r>
+        <w:rPr>
+          <w:rFonts w:ascii="Times New Roman" w:hAnsi="Times New Roman"/>
+          <w:sz w:val="26"/>
+          <w:szCs w:val="26"/>
+        </w:rPr>
+        <w:lastRenderedPageBreak/>
+        <w:t>Năm tỷ đồng)</w:t>
+      </w:r>
+      <w:r>
+        <w:rPr>
+          <w:rFonts w:ascii="Times New Roman" w:hAnsi="Times New Roman"/>
+          <w:sz w:val="26"/>
+          <w:szCs w:val="26"/>
+        </w:rPr>
+        <w:t xml:space="preserve">, tương ứng với tỷ lệ </w:t>
+      </w:r>
+      <w:r>
+        <w:rPr>
+          <w:rFonts w:ascii="Times New Roman" w:hAnsi="Times New Roman"/>
+          <w:sz w:val="26"/>
+          <w:szCs w:val="26"/>
+        </w:rPr>
+        <w:t>10</w:t>
+      </w:r>
+      <w:r>
+        <w:rPr>
+          <w:rFonts w:ascii="Times New Roman" w:hAnsi="Times New Roman"/>
+          <w:sz w:val="26"/>
+          <w:szCs w:val="26"/>
+        </w:rPr>
+        <w:t xml:space="preserve">0% vốn điều lệ công ty theo Giấy chứng nhận đăng ký doanh nghiệp số </w:t>
+      </w:r>
+      <w:r>
+        <w:rPr>
+          <w:rFonts w:ascii="Times New Roman" w:hAnsi="Times New Roman"/>
+          <w:sz w:val="26"/>
+          <w:szCs w:val="26"/>
+        </w:rPr>
+        <w:t xml:space="preserve">3703303959 </w:t>
+      </w:r>
+      <w:r>
+        <w:rPr>
+          <w:rFonts w:ascii="Times New Roman" w:hAnsi="Times New Roman"/>
+          <w:color w:val="FF0000"/>
+          <w:sz w:val="26"/>
+          <w:szCs w:val="26"/>
+          <w:highlight w:val="yellow"/>
+        </w:rPr>
+        <w:t>do Phòng Đăng ký kinh doanh</w:t>
+      </w:r>
+      <w:r>
+        <w:rPr>
+          <w:rFonts w:ascii="Times New Roman" w:hAnsi="Times New Roman"/>
+          <w:color w:val="FF0000"/>
+          <w:sz w:val="26"/>
+          <w:szCs w:val="26"/>
+          <w:highlight w:val="yellow"/>
+        </w:rPr>
+        <w:t xml:space="preserve"> – Sở </w:t>
+      </w:r>
+      <w:r>
+        <w:rPr>
+          <w:rFonts w:ascii="Times New Roman" w:hAnsi="Times New Roman"/>
+          <w:color w:val="FF0000"/>
+          <w:sz w:val="26"/>
+          <w:szCs w:val="26"/>
+          <w:highlight w:val="yellow"/>
+        </w:rPr>
+        <w:t>Kế Hoạch Đầu Tư Tỉnh</w:t>
+      </w:r>
+      <w:r>
+        <w:rPr>
+          <w:rFonts w:ascii="Times New Roman" w:hAnsi="Times New Roman"/>
+          <w:color w:val="FF0000"/>
+          <w:sz w:val="26"/>
+          <w:szCs w:val="26"/>
+          <w:highlight w:val="yellow"/>
+        </w:rPr>
+        <w:t xml:space="preserve"> Bình Dương</w:t>
+      </w:r>
+      <w:r>
+        <w:rPr>
+          <w:rFonts w:ascii="Times New Roman" w:hAnsi="Times New Roman"/>
+          <w:color w:val="FF0000"/>
+          <w:sz w:val="26"/>
+          <w:szCs w:val="26"/>
+          <w:highlight w:val="yellow"/>
         </w:rPr>
         <w:t xml:space="preserve"> </w:t>
       </w:r>
       <w:r>
         <w:rPr>
           <w:rFonts w:ascii="Times New Roman" w:hAnsi="Times New Roman"/>
-          <w:sz w:val="26"/>
-          <w:szCs w:val="26"/>
-        </w:rPr>
-        <w:t>VNĐ</w:t>
-      </w:r>
-      <w:r>
-        <w:rPr>
-          <w:rFonts w:ascii="Times New Roman" w:hAnsi="Times New Roman"/>
-          <w:sz w:val="26"/>
-          <w:szCs w:val="26"/>
-        </w:rPr>
-        <w:t xml:space="preserve"> (</w:t>
-      </w:r>
-      <w:r>
-        <w:rPr>
-          <w:rFonts w:ascii="Times New Roman" w:hAnsi="Times New Roman"/>
-          <w:sz w:val="26"/>
-          <w:szCs w:val="26"/>
-        </w:rPr>
-        <w:t>Một</w:t>
-      </w:r>
-      <w:r>
-        <w:rPr>
-          <w:rFonts w:ascii="Times New Roman" w:hAnsi="Times New Roman"/>
-          <w:sz w:val="26"/>
-          <w:szCs w:val="26"/>
-        </w:rPr>
-        <w:t xml:space="preserve"> tỷ đồng), tương ứng với tỷ lệ </w:t>
-      </w:r>
-      <w:r>
-        <w:rPr>
-          <w:rFonts w:ascii="Times New Roman" w:hAnsi="Times New Roman"/>
-          <w:sz w:val="26"/>
-          <w:szCs w:val="26"/>
+          <w:color w:val="FF0000"/>
+          <w:sz w:val="26"/>
+          <w:szCs w:val="26"/>
+          <w:highlight w:val="yellow"/>
+        </w:rPr>
+        <w:t xml:space="preserve">Đăng ký lần đầu: ngày </w:t>
+      </w:r>
+      <w:r>
+        <w:rPr>
+          <w:rFonts w:ascii="Times New Roman" w:hAnsi="Times New Roman"/>
+          <w:color w:val="FF0000"/>
+          <w:sz w:val="26"/>
+          <w:szCs w:val="26"/>
+          <w:highlight w:val="yellow"/>
+        </w:rPr>
+        <w:t>18 tháng 03 năm 2025</w:t>
+      </w:r>
+      <w:r>
+        <w:rPr>
+          <w:rFonts w:ascii="Times New Roman" w:hAnsi="Times New Roman"/>
+          <w:color w:val="FF0000"/>
+          <w:sz w:val="26"/>
+          <w:szCs w:val="26"/>
+          <w:highlight w:val="yellow"/>
+        </w:rPr>
+        <w:t xml:space="preserve"> Đăng ký thay đổi lần thứ: 3, ngày 20 tháng 05 năm 2025</w:t>
+      </w:r>
+    </w:p>
+    <w:p>
+      <w:pPr>
+        <w:jc w:val="both"/>
+        <w:rPr>
+          <w:rFonts w:ascii="Times New Roman" w:eastAsia="Times New Roman" w:hAnsi="Times New Roman"/>
+          <w:color w:val="000000" w:themeColor="text1"/>
+          <w:sz w:val="26"/>
+          <w:szCs w:val="26"/>
+          <w:lang w:val="sv-SE"/>
+        </w:rPr>
+      </w:pPr>
+      <w:r>
+        <w:rPr>
+          <w:rFonts w:ascii="Times New Roman" w:eastAsia="Times New Roman" w:hAnsi="Times New Roman"/>
+          <w:b/>
+          <w:color w:val="000000" w:themeColor="text1"/>
+          <w:sz w:val="26"/>
+          <w:szCs w:val="26"/>
+          <w:u w:val="single"/>
+          <w:lang w:val="sv-SE"/>
+        </w:rPr>
+        <w:t>Điều 2:</w:t>
+      </w:r>
+      <w:r>
+        <w:rPr>
+          <w:rFonts w:ascii="Times New Roman" w:eastAsia="Times New Roman" w:hAnsi="Times New Roman"/>
+          <w:color w:val="000000" w:themeColor="text1"/>
+          <w:sz w:val="26"/>
+          <w:szCs w:val="26"/>
+          <w:lang w:val="sv-SE"/>
+        </w:rPr>
+        <w:t xml:space="preserve"> Hai bên cùng </w:t>
+      </w:r>
+      <w:r>
+        <w:rPr>
+          <w:rFonts w:ascii="Times New Roman" w:eastAsia="Times New Roman" w:hAnsi="Times New Roman"/>
+          <w:color w:val="000000" w:themeColor="text1"/>
+          <w:sz w:val="26"/>
+          <w:szCs w:val="26"/>
+          <w:lang w:val="sv-SE"/>
+        </w:rPr>
+        <w:t xml:space="preserve">thỏa thuận chuyển nhượng </w:t>
+      </w:r>
+      <w:r>
+        <w:rPr>
+          <w:rFonts w:ascii="Times New Roman" w:eastAsia="Times New Roman" w:hAnsi="Times New Roman"/>
+          <w:color w:val="000000" w:themeColor="text1"/>
+          <w:sz w:val="26"/>
+          <w:szCs w:val="26"/>
+          <w:lang w:val="sv-SE"/>
+        </w:rPr>
+        <w:t>phần</w:t>
+      </w:r>
+      <w:r>
+        <w:rPr>
+          <w:rFonts w:ascii="Times New Roman" w:eastAsia="Times New Roman" w:hAnsi="Times New Roman"/>
+          <w:color w:val="000000" w:themeColor="text1"/>
+          <w:sz w:val="26"/>
+          <w:szCs w:val="26"/>
+          <w:lang w:val="sv-SE"/>
+        </w:rPr>
+        <w:t xml:space="preserve"> vốn góp </w:t>
+      </w:r>
+      <w:r>
+        <w:rPr>
+          <w:rFonts w:ascii="Times New Roman" w:eastAsia="Times New Roman" w:hAnsi="Times New Roman"/>
+          <w:color w:val="000000" w:themeColor="text1"/>
+          <w:sz w:val="26"/>
+          <w:szCs w:val="26"/>
+          <w:lang w:val="sv-SE"/>
+        </w:rPr>
+        <w:t xml:space="preserve"> là </w:t>
+      </w:r>
+      <w:r>
+        <w:rPr>
+          <w:rFonts w:ascii="Times New Roman" w:hAnsi="Times New Roman"/>
+          <w:sz w:val="26"/>
+          <w:szCs w:val="26"/>
+        </w:rPr>
+        <w:t>5.000.000.000 đồng (Bằng chữ: Năm tỷ đồng)</w:t>
+      </w:r>
+      <w:r>
+        <w:rPr>
+          <w:rFonts w:ascii="Times New Roman" w:hAnsi="Times New Roman"/>
+          <w:color w:val="000000" w:themeColor="text1"/>
+          <w:sz w:val="26"/>
+          <w:szCs w:val="26"/>
+          <w:lang w:val="sv-SE" w:eastAsia="zh-CN"/>
+        </w:rPr>
+        <w:t xml:space="preserve"> chiếm </w:t>
+      </w:r>
+      <w:r>
+        <w:rPr>
+          <w:rFonts w:ascii="Times New Roman" w:eastAsia="Times New Roman" w:hAnsi="Times New Roman"/>
+          <w:color w:val="000000" w:themeColor="text1"/>
+          <w:sz w:val="26"/>
+          <w:szCs w:val="26"/>
+          <w:lang w:val="sv-SE"/>
+        </w:rPr>
+        <w:t xml:space="preserve">tỷ lệ </w:t>
+      </w:r>
+      <w:r>
+        <w:rPr>
+          <w:rFonts w:ascii="Times New Roman" w:eastAsia="Times New Roman" w:hAnsi="Times New Roman"/>
+          <w:color w:val="000000" w:themeColor="text1"/>
+          <w:sz w:val="26"/>
+          <w:szCs w:val="26"/>
+          <w:lang w:val="sv-SE"/>
         </w:rPr>
         <w:t>10</w:t>
       </w:r>
       <w:r>
         <w:rPr>
-          <w:rFonts w:ascii="Times New Roman" w:hAnsi="Times New Roman"/>
-          <w:sz w:val="26"/>
-          <w:szCs w:val="26"/>
-        </w:rPr>
-        <w:t xml:space="preserve">0% vốn điều lệ công ty theo Giấy chứng nhận đăng ký doanh nghiệp số </w:t>
-      </w:r>
-      <w:r>
-        <w:rPr>
-          <w:rFonts w:ascii="Times New Roman" w:hAnsi="Times New Roman"/>
-          <w:sz w:val="26"/>
-          <w:szCs w:val="26"/>
-        </w:rPr>
-        <w:t>3703175136</w:t>
-      </w:r>
-      <w:r>
-        <w:rPr>
-          <w:rFonts w:ascii="Times New Roman" w:hAnsi="Times New Roman"/>
-          <w:sz w:val="26"/>
-          <w:szCs w:val="26"/>
-        </w:rPr>
-        <w:t xml:space="preserve"> </w:t>
-      </w:r>
-      <w:r>
-        <w:rPr>
-          <w:rFonts w:ascii="Times New Roman" w:hAnsi="Times New Roman"/>
-          <w:sz w:val="26"/>
-          <w:szCs w:val="26"/>
-        </w:rPr>
-        <w:t>do Phòng Đăng ký kinh doanh</w:t>
-      </w:r>
-      <w:r>
-        <w:rPr>
-          <w:rFonts w:ascii="Times New Roman" w:hAnsi="Times New Roman"/>
-          <w:sz w:val="26"/>
-          <w:szCs w:val="26"/>
-        </w:rPr>
-        <w:t xml:space="preserve"> </w:t>
-      </w:r>
-      <w:r>
-        <w:rPr>
-          <w:rFonts w:ascii="Times New Roman" w:hAnsi="Times New Roman"/>
-          <w:sz w:val="26"/>
-          <w:szCs w:val="26"/>
-        </w:rPr>
-        <w:lastRenderedPageBreak/>
-        <w:t xml:space="preserve">– Sở </w:t>
-      </w:r>
-      <w:r>
-        <w:rPr>
-          <w:rFonts w:ascii="Times New Roman" w:hAnsi="Times New Roman"/>
-          <w:sz w:val="26"/>
-          <w:szCs w:val="26"/>
-        </w:rPr>
-        <w:t>Kế Hoạch Đầu Tư Tỉnh</w:t>
-      </w:r>
-      <w:r>
-        <w:rPr>
-          <w:rFonts w:ascii="Times New Roman" w:hAnsi="Times New Roman"/>
-          <w:sz w:val="26"/>
-          <w:szCs w:val="26"/>
-        </w:rPr>
-        <w:t xml:space="preserve"> Bình Dương</w:t>
-      </w:r>
-      <w:r>
-        <w:rPr>
-          <w:rFonts w:ascii="Times New Roman" w:hAnsi="Times New Roman"/>
-          <w:sz w:val="26"/>
-          <w:szCs w:val="26"/>
-        </w:rPr>
-        <w:t xml:space="preserve"> </w:t>
-      </w:r>
-      <w:r>
-        <w:rPr>
-          <w:rFonts w:ascii="Times New Roman" w:hAnsi="Times New Roman"/>
-          <w:sz w:val="26"/>
-          <w:szCs w:val="26"/>
-        </w:rPr>
-        <w:t>Đăng ký lần đầu: ngày 06 tháng 12 năm 2023 Đăng ký thay đổi lần thứ: 3, ngày 20 tháng 05 năm 2025</w:t>
-      </w:r>
-    </w:p>
-    <w:p>
-      <w:pPr>
-        <w:jc w:val="both"/>
-        <w:rPr>
-          <w:rFonts w:ascii="Times New Roman" w:eastAsia="Times New Roman" w:hAnsi="Times New Roman"/>
-          <w:color w:val="000000" w:themeColor="text1"/>
-          <w:sz w:val="26"/>
-          <w:szCs w:val="26"/>
-          <w:lang w:val="sv-SE"/>
-        </w:rPr>
-      </w:pPr>
-      <w:r>
-        <w:rPr>
-          <w:rFonts w:ascii="Times New Roman" w:eastAsia="Times New Roman" w:hAnsi="Times New Roman"/>
-          <w:b/>
-          <w:color w:val="000000" w:themeColor="text1"/>
-          <w:sz w:val="26"/>
-          <w:szCs w:val="26"/>
-          <w:u w:val="single"/>
-          <w:lang w:val="sv-SE"/>
-        </w:rPr>
-        <w:t>Điều 2:</w:t>
-      </w:r>
-      <w:r>
-        <w:rPr>
-          <w:rFonts w:ascii="Times New Roman" w:eastAsia="Times New Roman" w:hAnsi="Times New Roman"/>
-          <w:color w:val="000000" w:themeColor="text1"/>
-          <w:sz w:val="26"/>
-          <w:szCs w:val="26"/>
-          <w:lang w:val="sv-SE"/>
-        </w:rPr>
-        <w:t xml:space="preserve"> Hai bên cùng </w:t>
-      </w:r>
-      <w:r>
-        <w:rPr>
-          <w:rFonts w:ascii="Times New Roman" w:eastAsia="Times New Roman" w:hAnsi="Times New Roman"/>
-          <w:color w:val="000000" w:themeColor="text1"/>
-          <w:sz w:val="26"/>
-          <w:szCs w:val="26"/>
-          <w:lang w:val="sv-SE"/>
-        </w:rPr>
-        <w:t xml:space="preserve">thỏa thuận chuyển nhượng </w:t>
-      </w:r>
-      <w:r>
-        <w:rPr>
-          <w:rFonts w:ascii="Times New Roman" w:eastAsia="Times New Roman" w:hAnsi="Times New Roman"/>
-          <w:color w:val="000000" w:themeColor="text1"/>
-          <w:sz w:val="26"/>
-          <w:szCs w:val="26"/>
-          <w:lang w:val="sv-SE"/>
-        </w:rPr>
-        <w:t>phần</w:t>
-      </w:r>
-      <w:r>
-        <w:rPr>
-          <w:rFonts w:ascii="Times New Roman" w:eastAsia="Times New Roman" w:hAnsi="Times New Roman"/>
-          <w:color w:val="000000" w:themeColor="text1"/>
-          <w:sz w:val="26"/>
-          <w:szCs w:val="26"/>
-          <w:lang w:val="sv-SE"/>
-        </w:rPr>
-        <w:t xml:space="preserve"> vốn góp </w:t>
-      </w:r>
-      <w:r>
-        <w:rPr>
-          <w:rFonts w:ascii="Times New Roman" w:eastAsia="Times New Roman" w:hAnsi="Times New Roman"/>
-          <w:color w:val="000000" w:themeColor="text1"/>
-          <w:sz w:val="26"/>
-          <w:szCs w:val="26"/>
-          <w:lang w:val="sv-SE"/>
-        </w:rPr>
-        <w:t xml:space="preserve"> là </w:t>
-      </w:r>
-      <w:r>
-        <w:rPr>
-          <w:rFonts w:ascii="Times New Roman" w:hAnsi="Times New Roman"/>
-          <w:sz w:val="26"/>
-          <w:szCs w:val="26"/>
-        </w:rPr>
-        <w:t>1</w:t>
-      </w:r>
-      <w:r>
-        <w:rPr>
-          <w:rFonts w:ascii="Times New Roman" w:hAnsi="Times New Roman"/>
-          <w:sz w:val="26"/>
-          <w:szCs w:val="26"/>
-        </w:rPr>
-        <w:t>.000.000.000</w:t>
-      </w:r>
-      <w:r>
-        <w:rPr>
-          <w:rFonts w:ascii="Times New Roman" w:hAnsi="Times New Roman"/>
-          <w:sz w:val="26"/>
-          <w:szCs w:val="26"/>
-        </w:rPr>
-        <w:t xml:space="preserve"> </w:t>
-      </w:r>
-      <w:r>
-        <w:rPr>
-          <w:rFonts w:ascii="Times New Roman" w:hAnsi="Times New Roman"/>
-          <w:sz w:val="26"/>
-          <w:szCs w:val="26"/>
-        </w:rPr>
-        <w:t>VNĐ</w:t>
-      </w:r>
-      <w:r>
-        <w:rPr>
-          <w:rFonts w:ascii="Times New Roman" w:hAnsi="Times New Roman"/>
-          <w:sz w:val="26"/>
-          <w:szCs w:val="26"/>
-        </w:rPr>
-        <w:t xml:space="preserve"> </w:t>
-      </w:r>
-      <w:r>
-        <w:rPr>
-          <w:rFonts w:ascii="Times New Roman" w:hAnsi="Times New Roman"/>
-          <w:sz w:val="26"/>
-          <w:szCs w:val="26"/>
-        </w:rPr>
-        <w:t>(</w:t>
-      </w:r>
-      <w:r>
-        <w:rPr>
-          <w:rFonts w:ascii="Times New Roman" w:hAnsi="Times New Roman"/>
-          <w:sz w:val="26"/>
-          <w:szCs w:val="26"/>
-        </w:rPr>
-        <w:t>Một</w:t>
-      </w:r>
-      <w:r>
-        <w:rPr>
-          <w:rFonts w:ascii="Times New Roman" w:hAnsi="Times New Roman"/>
-          <w:sz w:val="26"/>
-          <w:szCs w:val="26"/>
-        </w:rPr>
-        <w:t xml:space="preserve"> tỷ đồng)</w:t>
-      </w:r>
-      <w:r>
-        <w:rPr>
-          <w:rFonts w:ascii="Times New Roman" w:hAnsi="Times New Roman"/>
-          <w:color w:val="000000" w:themeColor="text1"/>
-          <w:sz w:val="26"/>
-          <w:szCs w:val="26"/>
-          <w:lang w:val="sv-SE" w:eastAsia="zh-CN"/>
-        </w:rPr>
-        <w:t xml:space="preserve"> chiếm </w:t>
-      </w:r>
-      <w:r>
-        <w:rPr>
-          <w:rFonts w:ascii="Times New Roman" w:eastAsia="Times New Roman" w:hAnsi="Times New Roman"/>
-          <w:color w:val="000000" w:themeColor="text1"/>
-          <w:sz w:val="26"/>
-          <w:szCs w:val="26"/>
-          <w:lang w:val="sv-SE"/>
-        </w:rPr>
-        <w:t xml:space="preserve">tỷ lệ </w:t>
-      </w:r>
-      <w:r>
-        <w:rPr>
-          <w:rFonts w:ascii="Times New Roman" w:eastAsia="Times New Roman" w:hAnsi="Times New Roman"/>
-          <w:color w:val="000000" w:themeColor="text1"/>
-          <w:sz w:val="26"/>
-          <w:szCs w:val="26"/>
-          <w:lang w:val="sv-SE"/>
-        </w:rPr>
-        <w:t>10</w:t>
-      </w:r>
-      <w:r>
-        <w:rPr>
           <w:rFonts w:ascii="Times New Roman" w:eastAsia="Times New Roman" w:hAnsi="Times New Roman"/>
           <w:color w:val="000000" w:themeColor="text1"/>
           <w:sz w:val="26"/>
@@ -1338,71 +1280,7 @@
           <w:sz w:val="26"/>
           <w:szCs w:val="26"/>
         </w:rPr>
-        <w:t>1</w:t>
-      </w:r>
-      <w:r>
-        <w:rPr>
-          <w:rFonts w:ascii="Times New Roman" w:hAnsi="Times New Roman"/>
-          <w:sz w:val="26"/>
-          <w:szCs w:val="26"/>
-        </w:rPr>
-        <w:t>.000.000.000</w:t>
-      </w:r>
-      <w:r>
-        <w:rPr>
-          <w:rFonts w:ascii="Times New Roman" w:hAnsi="Times New Roman"/>
-          <w:sz w:val="26"/>
-          <w:szCs w:val="26"/>
-        </w:rPr>
-        <w:t xml:space="preserve"> </w:t>
-      </w:r>
-      <w:r>
-        <w:rPr>
-          <w:rFonts w:ascii="Times New Roman" w:hAnsi="Times New Roman"/>
-          <w:sz w:val="26"/>
-          <w:szCs w:val="26"/>
-        </w:rPr>
-        <w:t>VNĐ</w:t>
-      </w:r>
-      <w:r>
-        <w:rPr>
-          <w:rFonts w:ascii="Times New Roman" w:hAnsi="Times New Roman"/>
-          <w:sz w:val="26"/>
-          <w:szCs w:val="26"/>
-        </w:rPr>
-        <w:t xml:space="preserve"> </w:t>
-      </w:r>
-      <w:r>
-        <w:rPr>
-          <w:rFonts w:ascii="Times New Roman" w:hAnsi="Times New Roman"/>
-          <w:sz w:val="26"/>
-          <w:szCs w:val="26"/>
-        </w:rPr>
-        <w:t>(</w:t>
-      </w:r>
-      <w:r>
-        <w:rPr>
-          <w:rFonts w:ascii="Times New Roman" w:hAnsi="Times New Roman"/>
-          <w:sz w:val="26"/>
-          <w:szCs w:val="26"/>
-        </w:rPr>
-        <w:t>Một</w:t>
-      </w:r>
-      <w:r>
-        <w:rPr>
-          <w:rFonts w:ascii="Times New Roman" w:hAnsi="Times New Roman"/>
-          <w:sz w:val="26"/>
-          <w:szCs w:val="26"/>
-        </w:rPr>
-        <w:t xml:space="preserve"> </w:t>
-      </w:r>
-      <w:r>
-        <w:rPr>
-          <w:rFonts w:ascii="Times New Roman" w:hAnsi="Times New Roman"/>
-          <w:sz w:val="26"/>
-          <w:szCs w:val="26"/>
-        </w:rPr>
-        <w:t>tỷ đồng)</w:t>
+        <w:t>5.000.000.000 đồng (Bằng chữ: Năm tỷ đồng)</w:t>
       </w:r>
       <w:r>
         <w:rPr>
@@ -1558,63 +1436,7 @@
           <w:sz w:val="26"/>
           <w:szCs w:val="26"/>
         </w:rPr>
-        <w:t>1</w:t>
-      </w:r>
-      <w:r>
-        <w:rPr>
-          <w:rFonts w:ascii="Times New Roman" w:hAnsi="Times New Roman"/>
-          <w:sz w:val="26"/>
-          <w:szCs w:val="26"/>
-        </w:rPr>
-        <w:t>.000.000.000</w:t>
-      </w:r>
-      <w:r>
-        <w:rPr>
-          <w:rFonts w:ascii="Times New Roman" w:hAnsi="Times New Roman"/>
-          <w:sz w:val="26"/>
-          <w:szCs w:val="26"/>
-        </w:rPr>
-        <w:t xml:space="preserve"> </w:t>
-      </w:r>
-      <w:r>
-        <w:rPr>
-          <w:rFonts w:ascii="Times New Roman" w:hAnsi="Times New Roman"/>
-          <w:sz w:val="26"/>
-          <w:szCs w:val="26"/>
-        </w:rPr>
-        <w:t>VNĐ</w:t>
-      </w:r>
-      <w:r>
-        <w:rPr>
-          <w:rFonts w:ascii="Times New Roman" w:hAnsi="Times New Roman"/>
-          <w:sz w:val="26"/>
-          <w:szCs w:val="26"/>
-        </w:rPr>
-        <w:t xml:space="preserve"> (</w:t>
-      </w:r>
-      <w:r>
-        <w:rPr>
-          <w:rFonts w:ascii="Times New Roman" w:hAnsi="Times New Roman"/>
-          <w:sz w:val="26"/>
-          <w:szCs w:val="26"/>
-        </w:rPr>
-        <w:t>Một</w:t>
-      </w:r>
-      <w:r>
-        <w:rPr>
-          <w:rFonts w:ascii="Times New Roman" w:hAnsi="Times New Roman"/>
-          <w:sz w:val="26"/>
-          <w:szCs w:val="26"/>
-        </w:rPr>
-        <w:t xml:space="preserve"> </w:t>
-      </w:r>
-      <w:r>
-        <w:rPr>
-          <w:rFonts w:ascii="Times New Roman" w:hAnsi="Times New Roman"/>
-          <w:sz w:val="26"/>
-          <w:szCs w:val="26"/>
-        </w:rPr>
-        <w:t>tỷ đồng)</w:t>
+        <w:t>5.000.000.000 đồng (Bằng chữ: Năm tỷ đồng)</w:t>
       </w:r>
       <w:r>
         <w:rPr>
@@ -1712,7 +1534,7 @@
           <w:sz w:val="26"/>
           <w:szCs w:val="26"/>
         </w:rPr>
-        <w:t>CÔNG TY TNHH TM DV HAPPY HAPPY</w:t>
+        <w:t>CÔNG TY TNHH MTV H&amp;D VINA</w:t>
       </w:r>
       <w:r>
         <w:rPr>
@@ -1749,7 +1571,7 @@
           <w:sz w:val="26"/>
           <w:szCs w:val="26"/>
         </w:rPr>
-        <w:t>CÔNG TY TNHH TM DV HAPPY HAPPY</w:t>
+        <w:t>CÔNG TY TNHH MTV H&amp;D VINA</w:t>
       </w:r>
       <w:r>
         <w:rPr>
@@ -1922,7 +1744,7 @@
           <w:sz w:val="26"/>
           <w:szCs w:val="26"/>
         </w:rPr>
-        <w:t>PHAN THỊ BÍCH TUYỀN</w:t>
+        <w:t>LÊ THỊ HÀ</w:t>
       </w:r>
       <w:r>
         <w:rPr>
@@ -1946,7 +1768,7 @@
           <w:sz w:val="26"/>
           <w:szCs w:val="26"/>
         </w:rPr>
-        <w:t>LƯƠNG NHIỀU PAI PHU</w:t>
+        <w:t>VÕ THỊ KIM NGÂN</w:t>
       </w:r>
       <w:r>
         <w:rPr>
@@ -2114,7 +1936,7 @@
                 <w:sz w:val="26"/>
                 <w:szCs w:val="26"/>
               </w:rPr>
-              <w:t>1</w:t>
+              <w:t>5</w:t>
             </w:r>
             <w:r>
               <w:rPr>
@@ -2288,7 +2110,7 @@
                 <w:szCs w:val="26"/>
                 <w:lang w:val="sv-SE"/>
               </w:rPr>
-              <w:t>PHAN THỊ BÍCH TUYỀN</w:t>
+              <w:t>LÊ THỊ HÀ</w:t>
             </w:r>
           </w:p>
           <w:p>
@@ -2566,7 +2388,7 @@
                 <w:szCs w:val="26"/>
                 <w:lang w:val="sv-SE"/>
               </w:rPr>
-              <w:t>LƯƠNG NHIỀU PAI PHU</w:t>
+              <w:t>VÕ THỊ KIM NGÂN</w:t>
             </w:r>
           </w:p>
         </w:tc>
@@ -2643,7 +2465,7 @@
                 <w:szCs w:val="26"/>
                 <w:lang w:val="sv-SE"/>
               </w:rPr>
-              <w:t>27</w:t>
+              <w:t>18</w:t>
             </w:r>
             <w:r>
               <w:rPr>
@@ -2665,7 +2487,7 @@
                 <w:szCs w:val="26"/>
                 <w:lang w:val="sv-SE"/>
               </w:rPr>
-              <w:t>1</w:t>
+              <w:t>5</w:t>
             </w:r>
             <w:r>
               <w:rPr>
@@ -2871,7 +2693,7 @@
                 <w:szCs w:val="26"/>
                 <w:lang w:val="sv-SE"/>
               </w:rPr>
-              <w:t>PHAN THỊ BÍCH TUYỀN</w:t>
+              <w:t>ZHENG, RENDE</w:t>
             </w:r>
           </w:p>
           <w:p>
@@ -2905,7 +2727,20 @@
                 <w:sz w:val="26"/>
                 <w:szCs w:val="26"/>
               </w:rPr>
-              <w:t>Chủ tịch công ty kiêm giám đốc</w:t>
+              <w:t>G</w:t>
+            </w:r>
+            <w:bookmarkStart w:id="0" w:name="_GoBack"/>
+            <w:bookmarkEnd w:id="0"/>
+            <w:r>
+              <w:rPr>
+                <w:rFonts w:ascii="Times New Roman" w:eastAsia="Times New Roman" w:hAnsi="Times New Roman"/>
+                <w:b/>
+                <w:bCs/>
+                <w:color w:val="000000" w:themeColor="text1"/>
+                <w:sz w:val="26"/>
+                <w:szCs w:val="26"/>
+              </w:rPr>
+              <w:t>iám đốc</w:t>
             </w:r>
           </w:p>
         </w:tc>
@@ -3981,7 +3816,7 @@
 </file>
 
 <file path=customXml/itemProps1.xml><?xml version="1.0" encoding="utf-8"?>
-<ds:datastoreItem xmlns:ds="http://schemas.openxmlformats.org/officeDocument/2006/customXml" ds:itemID="{634E6C15-C0F2-41BA-8CD0-30D65FBF8F54}">
+<ds:datastoreItem xmlns:ds="http://schemas.openxmlformats.org/officeDocument/2006/customXml" ds:itemID="{9E15B713-0FDE-48D2-B737-1666517708CF}">
   <ds:schemaRefs>
     <ds:schemaRef ds:uri="http://schemas.openxmlformats.org/officeDocument/2006/bibliography"/>
   </ds:schemaRefs>

--- a/CÔNG TY TNHH MTV H&D VINA/HDVina_ThayDoiCSH/HoSo1_Hop dong chuyen nhuong.docx
+++ b/CÔNG TY TNHH MTV H&D VINA/HDVina_ThayDoiCSH/HoSo1_Hop dong chuyen nhuong.docx
@@ -943,7 +943,6 @@
         <w:jc w:val="both"/>
         <w:rPr>
           <w:rFonts w:ascii="Times New Roman" w:hAnsi="Times New Roman"/>
-          <w:color w:val="FF0000"/>
           <w:sz w:val="26"/>
           <w:szCs w:val="26"/>
           <w:lang w:val="sv-SE"/>
@@ -1065,83 +1064,125 @@
       <w:r>
         <w:rPr>
           <w:rFonts w:ascii="Times New Roman" w:hAnsi="Times New Roman"/>
-          <w:color w:val="FF0000"/>
-          <w:sz w:val="26"/>
-          <w:szCs w:val="26"/>
-          <w:highlight w:val="yellow"/>
+          <w:sz w:val="26"/>
+          <w:szCs w:val="26"/>
         </w:rPr>
         <w:t>do Phòng Đăng ký kinh doanh</w:t>
       </w:r>
       <w:r>
         <w:rPr>
           <w:rFonts w:ascii="Times New Roman" w:hAnsi="Times New Roman"/>
-          <w:color w:val="FF0000"/>
-          <w:sz w:val="26"/>
-          <w:szCs w:val="26"/>
-          <w:highlight w:val="yellow"/>
+          <w:sz w:val="26"/>
+          <w:szCs w:val="26"/>
         </w:rPr>
         <w:t xml:space="preserve"> – Sở </w:t>
       </w:r>
       <w:r>
         <w:rPr>
           <w:rFonts w:ascii="Times New Roman" w:hAnsi="Times New Roman"/>
-          <w:color w:val="FF0000"/>
-          <w:sz w:val="26"/>
-          <w:szCs w:val="26"/>
-          <w:highlight w:val="yellow"/>
-        </w:rPr>
-        <w:t>Kế Hoạch Đầu Tư Tỉnh</w:t>
-      </w:r>
-      <w:r>
-        <w:rPr>
-          <w:rFonts w:ascii="Times New Roman" w:hAnsi="Times New Roman"/>
-          <w:color w:val="FF0000"/>
-          <w:sz w:val="26"/>
-          <w:szCs w:val="26"/>
-          <w:highlight w:val="yellow"/>
+          <w:sz w:val="26"/>
+          <w:szCs w:val="26"/>
+        </w:rPr>
+        <w:t>Tài Chính</w:t>
+      </w:r>
+      <w:r>
+        <w:rPr>
+          <w:rFonts w:ascii="Times New Roman" w:hAnsi="Times New Roman"/>
+          <w:sz w:val="26"/>
+          <w:szCs w:val="26"/>
+        </w:rPr>
+        <w:t xml:space="preserve"> Tỉnh</w:t>
+      </w:r>
+      <w:r>
+        <w:rPr>
+          <w:rFonts w:ascii="Times New Roman" w:hAnsi="Times New Roman"/>
+          <w:sz w:val="26"/>
+          <w:szCs w:val="26"/>
         </w:rPr>
         <w:t xml:space="preserve"> Bình Dương</w:t>
       </w:r>
       <w:r>
         <w:rPr>
           <w:rFonts w:ascii="Times New Roman" w:hAnsi="Times New Roman"/>
-          <w:color w:val="FF0000"/>
-          <w:sz w:val="26"/>
-          <w:szCs w:val="26"/>
-          <w:highlight w:val="yellow"/>
+          <w:sz w:val="26"/>
+          <w:szCs w:val="26"/>
         </w:rPr>
         <w:t xml:space="preserve"> </w:t>
       </w:r>
       <w:r>
         <w:rPr>
           <w:rFonts w:ascii="Times New Roman" w:hAnsi="Times New Roman"/>
-          <w:color w:val="FF0000"/>
-          <w:sz w:val="26"/>
-          <w:szCs w:val="26"/>
-          <w:highlight w:val="yellow"/>
+          <w:sz w:val="26"/>
+          <w:szCs w:val="26"/>
         </w:rPr>
         <w:t xml:space="preserve">Đăng ký lần đầu: ngày </w:t>
       </w:r>
       <w:r>
         <w:rPr>
           <w:rFonts w:ascii="Times New Roman" w:hAnsi="Times New Roman"/>
-          <w:color w:val="FF0000"/>
-          <w:sz w:val="26"/>
-          <w:szCs w:val="26"/>
-          <w:highlight w:val="yellow"/>
+          <w:sz w:val="26"/>
+          <w:szCs w:val="26"/>
         </w:rPr>
         <w:t>18 tháng 03 năm 2025</w:t>
       </w:r>
       <w:r>
         <w:rPr>
           <w:rFonts w:ascii="Times New Roman" w:hAnsi="Times New Roman"/>
-          <w:color w:val="FF0000"/>
-          <w:sz w:val="26"/>
-          <w:szCs w:val="26"/>
-          <w:highlight w:val="yellow"/>
-        </w:rPr>
-        <w:t xml:space="preserve"> Đăng ký thay đổi lần thứ: 3, ngày 20 tháng 05 năm 2025</w:t>
-      </w:r>
+          <w:sz w:val="26"/>
+          <w:szCs w:val="26"/>
+        </w:rPr>
+        <w:t>,</w:t>
+      </w:r>
+      <w:r>
+        <w:rPr>
+          <w:rFonts w:ascii="Times New Roman" w:hAnsi="Times New Roman"/>
+          <w:sz w:val="26"/>
+          <w:szCs w:val="26"/>
+        </w:rPr>
+        <w:t xml:space="preserve"> Đăng ký thay đổi lần thứ: </w:t>
+      </w:r>
+      <w:r>
+        <w:rPr>
+          <w:rFonts w:ascii="Times New Roman" w:hAnsi="Times New Roman"/>
+          <w:sz w:val="26"/>
+          <w:szCs w:val="26"/>
+        </w:rPr>
+        <w:t>1</w:t>
+      </w:r>
+      <w:r>
+        <w:rPr>
+          <w:rFonts w:ascii="Times New Roman" w:hAnsi="Times New Roman"/>
+          <w:sz w:val="26"/>
+          <w:szCs w:val="26"/>
+        </w:rPr>
+        <w:t xml:space="preserve">, ngày </w:t>
+      </w:r>
+      <w:r>
+        <w:rPr>
+          <w:rFonts w:ascii="Times New Roman" w:hAnsi="Times New Roman"/>
+          <w:sz w:val="26"/>
+          <w:szCs w:val="26"/>
+        </w:rPr>
+        <w:t>18</w:t>
+      </w:r>
+      <w:r>
+        <w:rPr>
+          <w:rFonts w:ascii="Times New Roman" w:hAnsi="Times New Roman"/>
+          <w:sz w:val="26"/>
+          <w:szCs w:val="26"/>
+        </w:rPr>
+        <w:t xml:space="preserve"> tháng 05 năm 202</w:t>
+      </w:r>
+      <w:r>
+        <w:rPr>
+          <w:rFonts w:ascii="Times New Roman" w:hAnsi="Times New Roman"/>
+          <w:sz w:val="26"/>
+          <w:szCs w:val="26"/>
+        </w:rPr>
+        <w:t>6</w:t>
+      </w:r>
+      <w:bookmarkStart w:id="0" w:name="_GoBack"/>
+      <w:bookmarkEnd w:id="0"/>
     </w:p>
     <w:p>
       <w:pPr>
@@ -2729,8 +2770,6 @@
               </w:rPr>
               <w:t>G</w:t>
             </w:r>
-            <w:bookmarkStart w:id="0" w:name="_GoBack"/>
-            <w:bookmarkEnd w:id="0"/>
             <w:r>
               <w:rPr>
                 <w:rFonts w:ascii="Times New Roman" w:eastAsia="Times New Roman" w:hAnsi="Times New Roman"/>
@@ -3816,7 +3855,7 @@
 </file>
 
 <file path=customXml/itemProps1.xml><?xml version="1.0" encoding="utf-8"?>
-<ds:datastoreItem xmlns:ds="http://schemas.openxmlformats.org/officeDocument/2006/customXml" ds:itemID="{9E15B713-0FDE-48D2-B737-1666517708CF}">
+<ds:datastoreItem xmlns:ds="http://schemas.openxmlformats.org/officeDocument/2006/customXml" ds:itemID="{5C8CEF6C-CCBB-4A25-8F21-C62A10106BC6}">
   <ds:schemaRefs>
     <ds:schemaRef ds:uri="http://schemas.openxmlformats.org/officeDocument/2006/bibliography"/>
   </ds:schemaRefs>
